--- a/public/contract-templates/template_SC_CIF.docx
+++ b/public/contract-templates/template_SC_CIF.docx
@@ -1536,7 +1536,7 @@
           <w:szCs w:val="26"/>
           <w:lang w:eastAsia="en-US"/>
         </w:rPr>
-        <w:t>ACCOUNT NAME: HUY ANH RUBBER COMPANY LIMITED</w:t>
+        <w:t>ACCOUNT NAME: {bank_account_name}</w:t>
       </w:r>
     </w:p>
     <w:p>
@@ -1559,7 +1559,7 @@
           <w:szCs w:val="26"/>
           <w:lang w:eastAsia="en-US"/>
         </w:rPr>
-        <w:t>ACCOUNT NO: 111002648221</w:t>
+        <w:t>ACCOUNT NO: {bank_account_no}</w:t>
       </w:r>
     </w:p>
     <w:p>
@@ -1582,9 +1582,13 @@
           <w:szCs w:val="26"/>
           <w:lang w:eastAsia="en-US"/>
         </w:rPr>
-        <w:t xml:space="preserve">AT BANK’S NAME: </w:t>
-      </w:r>
-      <w:r>
+        <w:t>AT BANK’S NAME: {bank_full_name}</w:t>
+      </w:r>
+    </w:p>
+    <w:p>
+      <w:pPr>
+        <w:shd w:val="clear" w:color="auto" w:fill="FFFFFF"/>
+        <w:ind w:firstLine="720"/>
         <w:rPr>
           <w:rFonts w:asciiTheme="majorHAnsi" w:hAnsiTheme="majorHAnsi" w:cs="Segoe UI"/>
           <w:spacing w:val="3"/>
@@ -1592,7 +1596,16 @@
           <w:szCs w:val="26"/>
           <w:shd w:val="clear" w:color="auto" w:fill="FFFFFF"/>
         </w:rPr>
-        <w:t>VIETNAM JOINT STOCK COMMERCIAL BANK FOR INDUSTRY AND TRADE HUE BRANCH</w:t>
+      </w:pPr>
+      <w:r>
+        <w:rPr>
+          <w:rFonts w:asciiTheme="majorHAnsi" w:eastAsia="Times New Roman" w:hAnsiTheme="majorHAnsi" w:cs="Tahoma"/>
+          <w:spacing w:val="3"/>
+          <w:sz w:val="26"/>
+          <w:szCs w:val="26"/>
+          <w:lang w:eastAsia="en-US"/>
+        </w:rPr>
+        <w:t>ADDRESS: {bank_address}</w:t>
       </w:r>
     </w:p>
     <w:p>
@@ -1600,65 +1613,22 @@
         <w:shd w:val="clear" w:color="auto" w:fill="FFFFFF"/>
         <w:ind w:firstLine="720"/>
         <w:rPr>
-          <w:rFonts w:asciiTheme="majorHAnsi" w:hAnsiTheme="majorHAnsi" w:cs="Segoe UI"/>
-          <w:spacing w:val="3"/>
-          <w:sz w:val="26"/>
-          <w:szCs w:val="26"/>
-          <w:shd w:val="clear" w:color="auto" w:fill="FFFFFF"/>
-        </w:rPr>
-      </w:pPr>
-      <w:r>
-        <w:rPr>
           <w:rFonts w:asciiTheme="majorHAnsi" w:eastAsia="Times New Roman" w:hAnsiTheme="majorHAnsi" w:cs="Tahoma"/>
           <w:spacing w:val="3"/>
           <w:sz w:val="26"/>
           <w:szCs w:val="26"/>
-          <w:lang w:eastAsia="en-US"/>
-        </w:rPr>
-        <w:t xml:space="preserve">ADDRESS: </w:t>
-      </w:r>
-      <w:r>
-        <w:rPr>
-          <w:rFonts w:asciiTheme="majorHAnsi" w:hAnsiTheme="majorHAnsi" w:cs="Segoe UI"/>
-          <w:spacing w:val="3"/>
-          <w:sz w:val="26"/>
-          <w:szCs w:val="26"/>
-          <w:shd w:val="clear" w:color="auto" w:fill="FFFFFF"/>
-        </w:rPr>
-        <w:t>02 LE QUY DON STREET, THUAN HOA WARD, HUE CITY, VIET NAM</w:t>
-      </w:r>
-    </w:p>
-    <w:p>
-      <w:pPr>
-        <w:shd w:val="clear" w:color="auto" w:fill="FFFFFF"/>
-        <w:ind w:firstLine="720"/>
+          <w:lang w:val="vi-VN" w:eastAsia="en-US"/>
+        </w:rPr>
+      </w:pPr>
+      <w:r>
         <w:rPr>
           <w:rFonts w:asciiTheme="majorHAnsi" w:eastAsia="Times New Roman" w:hAnsiTheme="majorHAnsi" w:cs="Tahoma"/>
           <w:spacing w:val="3"/>
           <w:sz w:val="26"/>
           <w:szCs w:val="26"/>
-          <w:lang w:val="vi-VN" w:eastAsia="en-US"/>
-        </w:rPr>
-      </w:pPr>
-      <w:r>
-        <w:rPr>
-          <w:rFonts w:asciiTheme="majorHAnsi" w:eastAsia="Times New Roman" w:hAnsiTheme="majorHAnsi" w:cs="Tahoma"/>
-          <w:spacing w:val="3"/>
-          <w:sz w:val="26"/>
-          <w:szCs w:val="26"/>
-          <w:lang w:eastAsia="en-US"/>
-        </w:rPr>
-        <w:t xml:space="preserve">SWIFT CODE: </w:t>
-      </w:r>
-      <w:r>
-        <w:rPr>
-          <w:rFonts w:asciiTheme="majorHAnsi" w:hAnsiTheme="majorHAnsi" w:cs="Segoe UI"/>
-          <w:spacing w:val="3"/>
-          <w:sz w:val="26"/>
-          <w:szCs w:val="26"/>
-          <w:shd w:val="clear" w:color="auto" w:fill="FFFFFF"/>
-        </w:rPr>
-        <w:t>ICBVVNVX460</w:t>
+          <w:lang w:eastAsia="en-US"/>
+        </w:rPr>
+        <w:t>SWIFT CODE: {bank_swift}</w:t>
       </w:r>
       <w:bookmarkEnd w:id="2"/>
     </w:p>

--- a/public/contract-templates/template_SC_CIF.docx
+++ b/public/contract-templates/template_SC_CIF.docx
@@ -1413,6 +1413,11 @@
       </w:r>
       <w:proofErr w:type="gramStart"/>
       <w:proofErr w:type="gramEnd"/>
+    </w:p>
+    <w:p>
+      <w:r>
+        <w:t>{#has_extra_terms}Other Conditions: {extra_terms}{/has_extra_terms}</w:t>
+      </w:r>
     </w:p>
     <w:p>
       <w:pPr>

--- a/public/contract-templates/template_SC_CIF.docx
+++ b/public/contract-templates/template_SC_CIF.docx
@@ -1159,50 +1159,10 @@
           <w:sz w:val="26"/>
           <w:szCs w:val="26"/>
         </w:rPr>
-        <w:t xml:space="preserve">- In 1.26mts Per </w:t>
-      </w:r>
-      <w:r>
-        <w:rPr>
-          <w:rFonts w:asciiTheme="majorHAnsi" w:hAnsiTheme="majorHAnsi"/>
-          <w:sz w:val="26"/>
-          <w:szCs w:val="26"/>
-        </w:rPr>
-        <w:t>Wooden</w:t>
-      </w:r>
-      <w:r>
-        <w:rPr>
-          <w:rFonts w:asciiTheme="majorHAnsi" w:hAnsiTheme="majorHAnsi"/>
-          <w:sz w:val="26"/>
-          <w:szCs w:val="26"/>
-        </w:rPr>
-        <w:t xml:space="preserve"> </w:t>
+        <w:t>- {packing_desc}</w:t>
       </w:r>
       <w:proofErr w:type="gramStart"/>
-      <w:r>
-        <w:rPr>
-          <w:rFonts w:asciiTheme="majorHAnsi" w:hAnsiTheme="majorHAnsi"/>
-          <w:sz w:val="26"/>
-          <w:szCs w:val="26"/>
-        </w:rPr>
-        <w:t>pallets</w:t>
-      </w:r>
-      <w:r>
-        <w:rPr>
-          <w:rFonts w:asciiTheme="majorHAnsi" w:hAnsiTheme="majorHAnsi"/>
-          <w:sz w:val="26"/>
-          <w:szCs w:val="26"/>
-        </w:rPr>
-        <w:t>,  35</w:t>
-      </w:r>
       <w:proofErr w:type="gramEnd"/>
-      <w:r>
-        <w:rPr>
-          <w:rFonts w:asciiTheme="majorHAnsi" w:hAnsiTheme="majorHAnsi"/>
-          <w:sz w:val="26"/>
-          <w:szCs w:val="26"/>
-        </w:rPr>
-        <w:t>kg/bale with thick polybag</w:t>
-      </w:r>
     </w:p>
     <w:p>
       <w:pPr>
@@ -1220,7 +1180,7 @@
           <w:sz w:val="26"/>
           <w:szCs w:val="26"/>
         </w:rPr>
-        <w:t>- {bales_total} bales / {pallets_total} Wooden pallets / {containers} x {cont_type}’</w:t>
+        <w:t>- {bales_total} bales / {pallets_total} Wooden pallets / {containers} x {cont_type}</w:t>
       </w:r>
     </w:p>
     <w:bookmarkEnd w:id="1"/>
@@ -1986,18 +1946,7 @@
           <w:szCs w:val="26"/>
           <w:lang w:val="en-US" w:eastAsia="en-US"/>
         </w:rPr>
-        <w:sym w:font="Wingdings" w:char="F0D8"/>
-      </w:r>
-      <w:r>
-        <w:rPr>
-          <w:rFonts w:asciiTheme="majorHAnsi" w:hAnsiTheme="majorHAnsi"/>
-          <w:color w:val="212120"/>
-          <w:kern w:val="28"/>
-          <w:sz w:val="26"/>
-          <w:szCs w:val="26"/>
-          <w:lang w:val="vi-VN" w:eastAsia="en-US"/>
-        </w:rPr>
-        <w:t xml:space="preserve"> Fumigation certificate</w:t>
+        <w:t>{#has_fumigation} {#has_fumigation}Fumigation certificate{/has_fumigation}{/has_fumigation}</w:t>
       </w:r>
     </w:p>
     <w:p>

--- a/public/contract-templates/template_SC_CIF.docx
+++ b/public/contract-templates/template_SC_CIF.docx
@@ -252,7 +252,7 @@
           <w:sz w:val="28"/>
           <w:szCs w:val="28"/>
         </w:rPr>
-        <w:t xml:space="preserve"> No.: {contract_no}</w:t>
+        <w:t>No.: {contract_no}</w:t>
       </w:r>
     </w:p>
     <w:p>
@@ -482,18 +482,19 @@
       <w:pPr>
         <w:spacing w:line="276" w:lineRule="auto"/>
         <w:ind w:firstLine="720"/>
-        <w:jc w:val="both"/>
-        <w:rPr>
-          <w:rFonts w:asciiTheme="majorHAnsi" w:hAnsiTheme="majorHAnsi"/>
-          <w:sz w:val="26"/>
-          <w:szCs w:val="26"/>
-        </w:rPr>
-      </w:pPr>
-      <w:r>
-        <w:rPr>
-          <w:rFonts w:asciiTheme="majorHAnsi" w:hAnsiTheme="majorHAnsi"/>
-          <w:sz w:val="26"/>
-          <w:szCs w:val="26"/>
+        <w:jc w:val="center"/>
+        <w:rPr>
+          <w:rFonts w:asciiTheme="majorHAnsi" w:hAnsiTheme="majorHAnsi"/>
+          <w:sz w:val="26"/>
+          <w:szCs w:val="26"/>
+        </w:rPr>
+      </w:pPr>
+      <w:r>
+        <w:rPr>
+          <w:rFonts w:asciiTheme="majorHAnsi" w:hAnsiTheme="majorHAnsi"/>
+          <w:sz w:val="44"/>
+          <w:szCs w:val="44"/>
+          <w:b/>
         </w:rPr>
         <w:t xml:space="preserve">This sales contract is made by and between The Buyer and The Seller. Whereby the Buyer agrees to </w:t>
       </w:r>
@@ -501,8 +502,9 @@
       <w:r>
         <w:rPr>
           <w:rFonts w:asciiTheme="majorHAnsi" w:hAnsiTheme="majorHAnsi"/>
-          <w:sz w:val="26"/>
-          <w:szCs w:val="26"/>
+          <w:sz w:val="44"/>
+          <w:szCs w:val="44"/>
+          <w:b/>
         </w:rPr>
         <w:t>buy</w:t>
       </w:r>
@@ -510,8 +512,9 @@
       <w:r>
         <w:rPr>
           <w:rFonts w:asciiTheme="majorHAnsi" w:hAnsiTheme="majorHAnsi"/>
-          <w:sz w:val="26"/>
-          <w:szCs w:val="26"/>
+          <w:sz w:val="44"/>
+          <w:szCs w:val="44"/>
+          <w:b/>
         </w:rPr>
         <w:t xml:space="preserve"> and the Seller agrees to sell the under – mentioned commodity according to the terms and conditions stipulated below:</w:t>
       </w:r>

--- a/public/contract-templates/template_SC_CIF.docx
+++ b/public/contract-templates/template_SC_CIF.docx
@@ -297,7 +297,7 @@
     <w:p>
       <w:pPr>
         <w:spacing w:line="276" w:lineRule="auto"/>
-        <w:jc w:val="both"/>
+        <w:jc w:val="center"/>
         <w:rPr>
           <w:rFonts w:asciiTheme="majorHAnsi" w:hAnsiTheme="majorHAnsi" w:cs="Arial"/>
           <w:b/>
@@ -308,29 +308,9 @@
       </w:pPr>
       <w:r>
         <w:rPr>
-          <w:rFonts w:asciiTheme="majorHAnsi" w:hAnsiTheme="majorHAnsi"/>
+          <w:sz w:val="32"/>
+          <w:szCs w:val="32"/>
           <w:b/>
-          <w:sz w:val="26"/>
-          <w:szCs w:val="26"/>
-          <w:u w:val="single"/>
-        </w:rPr>
-        <w:t>THE SELLER</w:t>
-      </w:r>
-      <w:r>
-        <w:rPr>
-          <w:rFonts w:asciiTheme="majorHAnsi" w:hAnsiTheme="majorHAnsi"/>
-          <w:sz w:val="26"/>
-          <w:szCs w:val="26"/>
-        </w:rPr>
-        <w:t xml:space="preserve">: </w:t>
-      </w:r>
-      <w:r>
-        <w:rPr>
-          <w:rFonts w:asciiTheme="majorHAnsi" w:hAnsiTheme="majorHAnsi" w:cs="Arial"/>
-          <w:b/>
-          <w:bCs/>
-          <w:sz w:val="26"/>
-          <w:szCs w:val="26"/>
         </w:rPr>
         <w:t>HUY ANH RUBBER COMPANY LIMITED</w:t>
       </w:r>
@@ -338,7 +318,7 @@
     <w:p>
       <w:pPr>
         <w:spacing w:line="276" w:lineRule="auto"/>
-        <w:jc w:val="both"/>
+        <w:jc w:val="center"/>
         <w:rPr>
           <w:rStyle w:val="Strong"/>
           <w:rFonts w:asciiTheme="majorHAnsi" w:hAnsiTheme="majorHAnsi" w:cs="Arial"/>
@@ -347,36 +327,20 @@
           <w:szCs w:val="26"/>
         </w:rPr>
       </w:pPr>
-      <w:r>
-        <w:rPr>
-          <w:rFonts w:asciiTheme="majorHAnsi" w:hAnsiTheme="majorHAnsi" w:cs="Arial"/>
-          <w:bCs/>
-          <w:sz w:val="26"/>
-          <w:szCs w:val="26"/>
-        </w:rPr>
-        <w:t xml:space="preserve">KHE </w:t>
-      </w:r>
       <w:proofErr w:type="gramStart"/>
-      <w:r>
-        <w:rPr>
-          <w:rFonts w:asciiTheme="majorHAnsi" w:hAnsiTheme="majorHAnsi" w:cs="Arial"/>
-          <w:bCs/>
-          <w:sz w:val="26"/>
-          <w:szCs w:val="26"/>
-        </w:rPr>
-        <w:t>MA ,</w:t>
-      </w:r>
       <w:proofErr w:type="gramEnd"/>
       <w:r>
         <w:rPr>
-          <w:rFonts w:asciiTheme="majorHAnsi" w:hAnsiTheme="majorHAnsi" w:cs="Arial"/>
-          <w:bCs/>
-          <w:sz w:val="26"/>
-          <w:szCs w:val="26"/>
-        </w:rPr>
-        <w:t xml:space="preserve"> PHONG DIEN WARD, HUE CITY, VIETNAM</w:t>
-      </w:r>
-      <w:r>
+          <w:sz w:val="26"/>
+          <w:szCs w:val="26"/>
+        </w:rPr>
+        <w:t>KHE MA, PHONG DIEN WARD, HUE CITY, VIET NAM</w:t>
+      </w:r>
+    </w:p>
+    <w:p>
+      <w:pPr>
+        <w:spacing w:line="276" w:lineRule="auto"/>
+        <w:jc w:val="center"/>
         <w:rPr>
           <w:rStyle w:val="Strong"/>
           <w:rFonts w:asciiTheme="majorHAnsi" w:hAnsiTheme="majorHAnsi" w:cs="Arial"/>
@@ -384,13 +348,19 @@
           <w:sz w:val="26"/>
           <w:szCs w:val="26"/>
         </w:rPr>
-        <w:t xml:space="preserve"> </w:t>
+      </w:pPr>
+      <w:r>
+        <w:rPr>
+          <w:sz w:val="26"/>
+          <w:szCs w:val="26"/>
+        </w:rPr>
+        <w:t>TEL: 054.3774994       FAX: 054.3774995</w:t>
       </w:r>
     </w:p>
     <w:p>
       <w:pPr>
         <w:spacing w:line="276" w:lineRule="auto"/>
-        <w:jc w:val="both"/>
+        <w:jc w:val="center"/>
         <w:rPr>
           <w:rStyle w:val="Strong"/>
           <w:rFonts w:asciiTheme="majorHAnsi" w:hAnsiTheme="majorHAnsi" w:cs="Arial"/>
@@ -401,13 +371,50 @@
       </w:pPr>
       <w:r>
         <w:rPr>
+          <w:sz w:val="22"/>
+          <w:szCs w:val="22"/>
+        </w:rPr>
+        <w:t>Mobi/Whatsapp: +84971619955 | +84 974398488</w:t>
+      </w:r>
+    </w:p>
+    <w:p>
+      <w:pPr>
+        <w:spacing w:line="276" w:lineRule="auto"/>
+        <w:jc w:val="center"/>
+        <w:rPr>
           <w:rStyle w:val="Strong"/>
           <w:rFonts w:asciiTheme="majorHAnsi" w:hAnsiTheme="majorHAnsi" w:cs="Arial"/>
           <w:b w:val="0"/>
           <w:sz w:val="26"/>
           <w:szCs w:val="26"/>
         </w:rPr>
-        <w:t>Tel: +84-0234 3774994      Fax: +84-0234 3774995</w:t>
+      </w:pPr>
+      <w:r>
+        <w:rPr>
+          <w:sz w:val="22"/>
+          <w:szCs w:val="22"/>
+        </w:rPr>
+        <w:t>Email: Sales@huyanhrubber.com | Huylv@huyanhrubber.com</w:t>
+      </w:r>
+    </w:p>
+    <w:p>
+      <w:pPr>
+        <w:spacing w:line="276" w:lineRule="auto"/>
+        <w:jc w:val="center"/>
+        <w:rPr>
+          <w:rStyle w:val="Strong"/>
+          <w:rFonts w:asciiTheme="majorHAnsi" w:hAnsiTheme="majorHAnsi" w:cs="Arial"/>
+          <w:b w:val="0"/>
+          <w:sz w:val="26"/>
+          <w:szCs w:val="26"/>
+        </w:rPr>
+      </w:pPr>
+      <w:r>
+        <w:rPr>
+          <w:sz w:val="22"/>
+          <w:szCs w:val="22"/>
+        </w:rPr>
+        <w:t>Website: Huyanhrubber.com.vn</w:t>
       </w:r>
     </w:p>
     <w:p>

--- a/public/contract-templates/template_SC_CIF.docx
+++ b/public/contract-templates/template_SC_CIF.docx
@@ -223,6 +223,120 @@
       </w:pPr>
       <w:r>
         <w:rPr>
+          <w:sz w:val="40"/>
+          <w:szCs w:val="40"/>
+          <w:b/>
+        </w:rPr>
+        <w:t>HUY ANH RUBBER COMPANY LIMITED</w:t>
+      </w:r>
+    </w:p>
+    <w:p>
+      <w:pPr>
+        <w:jc w:val="center"/>
+        <w:rPr>
+          <w:rFonts w:ascii="Cambria" w:hAnsi="Cambria"/>
+          <w:b/>
+          <w:sz w:val="44"/>
+          <w:szCs w:val="44"/>
+        </w:rPr>
+      </w:pPr>
+      <w:r>
+        <w:rPr>
+          <w:sz w:val="26"/>
+          <w:szCs w:val="26"/>
+          <w:b/>
+        </w:rPr>
+        <w:t>KHE MA, PHONG DIEN WARD, HUE CITY, VIET NAM</w:t>
+      </w:r>
+    </w:p>
+    <w:p>
+      <w:pPr>
+        <w:jc w:val="center"/>
+        <w:rPr>
+          <w:rFonts w:ascii="Cambria" w:hAnsi="Cambria"/>
+          <w:b/>
+          <w:sz w:val="44"/>
+          <w:szCs w:val="44"/>
+        </w:rPr>
+      </w:pPr>
+      <w:r>
+        <w:rPr>
+          <w:sz w:val="26"/>
+          <w:szCs w:val="26"/>
+          <w:b/>
+        </w:rPr>
+        <w:t>TEL: 054.3774994       FAX: 054.3774995</w:t>
+      </w:r>
+    </w:p>
+    <w:p>
+      <w:pPr>
+        <w:jc w:val="center"/>
+        <w:rPr>
+          <w:rFonts w:ascii="Cambria" w:hAnsi="Cambria"/>
+          <w:b/>
+          <w:sz w:val="44"/>
+          <w:szCs w:val="44"/>
+        </w:rPr>
+      </w:pPr>
+      <w:r>
+        <w:rPr>
+          <w:sz w:val="24"/>
+          <w:szCs w:val="24"/>
+          <w:b/>
+        </w:rPr>
+        <w:t>Mobi/Whatsapp: +84971619955 | +84 974398488</w:t>
+      </w:r>
+    </w:p>
+    <w:p>
+      <w:pPr>
+        <w:jc w:val="center"/>
+        <w:rPr>
+          <w:rFonts w:ascii="Cambria" w:hAnsi="Cambria"/>
+          <w:b/>
+          <w:sz w:val="44"/>
+          <w:szCs w:val="44"/>
+        </w:rPr>
+      </w:pPr>
+      <w:r>
+        <w:rPr>
+          <w:sz w:val="24"/>
+          <w:szCs w:val="24"/>
+          <w:b/>
+        </w:rPr>
+        <w:t>Email: Sales@huyanhrubber.com | Huylv@huyanhrubber.com</w:t>
+      </w:r>
+    </w:p>
+    <w:p>
+      <w:pPr>
+        <w:jc w:val="center"/>
+        <w:rPr>
+          <w:rFonts w:ascii="Cambria" w:hAnsi="Cambria"/>
+          <w:b/>
+          <w:sz w:val="44"/>
+          <w:szCs w:val="44"/>
+        </w:rPr>
+      </w:pPr>
+      <w:r>
+        <w:rPr>
+          <w:sz w:val="24"/>
+          <w:szCs w:val="24"/>
+          <w:b/>
+        </w:rPr>
+        <w:t>Website: Huyanhrubber.com.vn</w:t>
+      </w:r>
+    </w:p>
+    <w:p>
+      <w:pPr>
+        <w:jc w:val="center"/>
+        <w:rPr>
+          <w:rFonts w:ascii="Cambria" w:hAnsi="Cambria"/>
+          <w:b/>
+          <w:sz w:val="44"/>
+          <w:szCs w:val="44"/>
+        </w:rPr>
+      </w:pPr>
+      <w:r>
+        <w:rPr>
           <w:rFonts w:ascii="Cambria" w:hAnsi="Cambria"/>
           <w:b/>
           <w:sz w:val="44"/>
@@ -291,139 +405,6 @@
           <w:i/>
           <w:sz w:val="24"/>
           <w:szCs w:val="24"/>
-        </w:rPr>
-      </w:pPr>
-    </w:p>
-    <w:p>
-      <w:pPr>
-        <w:spacing w:line="276" w:lineRule="auto"/>
-        <w:jc w:val="center"/>
-        <w:rPr>
-          <w:rFonts w:asciiTheme="majorHAnsi" w:hAnsiTheme="majorHAnsi" w:cs="Arial"/>
-          <w:b/>
-          <w:bCs/>
-          <w:sz w:val="26"/>
-          <w:szCs w:val="26"/>
-        </w:rPr>
-      </w:pPr>
-      <w:r>
-        <w:rPr>
-          <w:sz w:val="32"/>
-          <w:szCs w:val="32"/>
-          <w:b/>
-        </w:rPr>
-        <w:t>HUY ANH RUBBER COMPANY LIMITED</w:t>
-      </w:r>
-    </w:p>
-    <w:p>
-      <w:pPr>
-        <w:spacing w:line="276" w:lineRule="auto"/>
-        <w:jc w:val="center"/>
-        <w:rPr>
-          <w:rStyle w:val="Strong"/>
-          <w:rFonts w:asciiTheme="majorHAnsi" w:hAnsiTheme="majorHAnsi" w:cs="Arial"/>
-          <w:b w:val="0"/>
-          <w:sz w:val="26"/>
-          <w:szCs w:val="26"/>
-        </w:rPr>
-      </w:pPr>
-      <w:proofErr w:type="gramStart"/>
-      <w:proofErr w:type="gramEnd"/>
-      <w:r>
-        <w:rPr>
-          <w:sz w:val="26"/>
-          <w:szCs w:val="26"/>
-        </w:rPr>
-        <w:t>KHE MA, PHONG DIEN WARD, HUE CITY, VIET NAM</w:t>
-      </w:r>
-    </w:p>
-    <w:p>
-      <w:pPr>
-        <w:spacing w:line="276" w:lineRule="auto"/>
-        <w:jc w:val="center"/>
-        <w:rPr>
-          <w:rStyle w:val="Strong"/>
-          <w:rFonts w:asciiTheme="majorHAnsi" w:hAnsiTheme="majorHAnsi" w:cs="Arial"/>
-          <w:b w:val="0"/>
-          <w:sz w:val="26"/>
-          <w:szCs w:val="26"/>
-        </w:rPr>
-      </w:pPr>
-      <w:r>
-        <w:rPr>
-          <w:sz w:val="26"/>
-          <w:szCs w:val="26"/>
-        </w:rPr>
-        <w:t>TEL: 054.3774994       FAX: 054.3774995</w:t>
-      </w:r>
-    </w:p>
-    <w:p>
-      <w:pPr>
-        <w:spacing w:line="276" w:lineRule="auto"/>
-        <w:jc w:val="center"/>
-        <w:rPr>
-          <w:rStyle w:val="Strong"/>
-          <w:rFonts w:asciiTheme="majorHAnsi" w:hAnsiTheme="majorHAnsi" w:cs="Arial"/>
-          <w:b w:val="0"/>
-          <w:sz w:val="26"/>
-          <w:szCs w:val="26"/>
-        </w:rPr>
-      </w:pPr>
-      <w:r>
-        <w:rPr>
-          <w:sz w:val="22"/>
-          <w:szCs w:val="22"/>
-        </w:rPr>
-        <w:t>Mobi/Whatsapp: +84971619955 | +84 974398488</w:t>
-      </w:r>
-    </w:p>
-    <w:p>
-      <w:pPr>
-        <w:spacing w:line="276" w:lineRule="auto"/>
-        <w:jc w:val="center"/>
-        <w:rPr>
-          <w:rStyle w:val="Strong"/>
-          <w:rFonts w:asciiTheme="majorHAnsi" w:hAnsiTheme="majorHAnsi" w:cs="Arial"/>
-          <w:b w:val="0"/>
-          <w:sz w:val="26"/>
-          <w:szCs w:val="26"/>
-        </w:rPr>
-      </w:pPr>
-      <w:r>
-        <w:rPr>
-          <w:sz w:val="22"/>
-          <w:szCs w:val="22"/>
-        </w:rPr>
-        <w:t>Email: Sales@huyanhrubber.com | Huylv@huyanhrubber.com</w:t>
-      </w:r>
-    </w:p>
-    <w:p>
-      <w:pPr>
-        <w:spacing w:line="276" w:lineRule="auto"/>
-        <w:jc w:val="center"/>
-        <w:rPr>
-          <w:rStyle w:val="Strong"/>
-          <w:rFonts w:asciiTheme="majorHAnsi" w:hAnsiTheme="majorHAnsi" w:cs="Arial"/>
-          <w:b w:val="0"/>
-          <w:sz w:val="26"/>
-          <w:szCs w:val="26"/>
-        </w:rPr>
-      </w:pPr>
-      <w:r>
-        <w:rPr>
-          <w:sz w:val="22"/>
-          <w:szCs w:val="22"/>
-        </w:rPr>
-        <w:t>Website: Huyanhrubber.com.vn</w:t>
-      </w:r>
-    </w:p>
-    <w:p>
-      <w:pPr>
-        <w:jc w:val="both"/>
-        <w:rPr>
-          <w:rFonts w:asciiTheme="majorHAnsi" w:hAnsiTheme="majorHAnsi"/>
-          <w:sz w:val="26"/>
-          <w:szCs w:val="26"/>
         </w:rPr>
       </w:pPr>
     </w:p>

--- a/public/contract-templates/template_SC_CIF.docx
+++ b/public/contract-templates/template_SC_CIF.docx
@@ -1171,7 +1171,7 @@
           <w:sz w:val="26"/>
           <w:szCs w:val="26"/>
         </w:rPr>
-        <w:t>- {bales_total} bales / {pallets_total} Wooden pallets / {containers} x {cont_type}</w:t>
+        <w:t>- {bales_total} bales / {#has_pallets}{pallets_total} Wooden pallets / {/has_pallets}{containers} x {cont_type}</w:t>
       </w:r>
     </w:p>
     <w:bookmarkEnd w:id="1"/>
@@ -1388,7 +1388,7 @@
           <w:szCs w:val="26"/>
           <w:lang w:val="en-SG"/>
         </w:rPr>
-        <w:t>The L/C draft must be opened within five (5) days from the contract signing date.</w:t>
+        <w:t>{#is_lc_payment}The L/C draft must be opened within five (5) days from the contract signing date.{/is_lc_payment}</w:t>
       </w:r>
     </w:p>
     <w:p>
@@ -1937,7 +1937,7 @@
           <w:szCs w:val="26"/>
           <w:lang w:val="en-US" w:eastAsia="en-US"/>
         </w:rPr>
-        <w:t>{#has_fumigation} {#has_fumigation}Fumigation certificate{/has_fumigation}{/has_fumigation}</w:t>
+        <w:t>{#has_fumigation} Fumigation certificate{/has_fumigation}</w:t>
       </w:r>
     </w:p>
     <w:p>

--- a/public/contract-templates/template_SC_CIF.docx
+++ b/public/contract-templates/template_SC_CIF.docx
@@ -223,120 +223,6 @@
       </w:pPr>
       <w:r>
         <w:rPr>
-          <w:sz w:val="40"/>
-          <w:szCs w:val="40"/>
-          <w:b/>
-        </w:rPr>
-        <w:t>HUY ANH RUBBER COMPANY LIMITED</w:t>
-      </w:r>
-    </w:p>
-    <w:p>
-      <w:pPr>
-        <w:jc w:val="center"/>
-        <w:rPr>
-          <w:rFonts w:ascii="Cambria" w:hAnsi="Cambria"/>
-          <w:b/>
-          <w:sz w:val="44"/>
-          <w:szCs w:val="44"/>
-        </w:rPr>
-      </w:pPr>
-      <w:r>
-        <w:rPr>
-          <w:sz w:val="26"/>
-          <w:szCs w:val="26"/>
-          <w:b/>
-        </w:rPr>
-        <w:t>KHE MA, PHONG DIEN WARD, HUE CITY, VIET NAM</w:t>
-      </w:r>
-    </w:p>
-    <w:p>
-      <w:pPr>
-        <w:jc w:val="center"/>
-        <w:rPr>
-          <w:rFonts w:ascii="Cambria" w:hAnsi="Cambria"/>
-          <w:b/>
-          <w:sz w:val="44"/>
-          <w:szCs w:val="44"/>
-        </w:rPr>
-      </w:pPr>
-      <w:r>
-        <w:rPr>
-          <w:sz w:val="26"/>
-          <w:szCs w:val="26"/>
-          <w:b/>
-        </w:rPr>
-        <w:t>TEL: 054.3774994       FAX: 054.3774995</w:t>
-      </w:r>
-    </w:p>
-    <w:p>
-      <w:pPr>
-        <w:jc w:val="center"/>
-        <w:rPr>
-          <w:rFonts w:ascii="Cambria" w:hAnsi="Cambria"/>
-          <w:b/>
-          <w:sz w:val="44"/>
-          <w:szCs w:val="44"/>
-        </w:rPr>
-      </w:pPr>
-      <w:r>
-        <w:rPr>
-          <w:sz w:val="24"/>
-          <w:szCs w:val="24"/>
-          <w:b/>
-        </w:rPr>
-        <w:t>Mobi/Whatsapp: +84971619955 | +84 974398488</w:t>
-      </w:r>
-    </w:p>
-    <w:p>
-      <w:pPr>
-        <w:jc w:val="center"/>
-        <w:rPr>
-          <w:rFonts w:ascii="Cambria" w:hAnsi="Cambria"/>
-          <w:b/>
-          <w:sz w:val="44"/>
-          <w:szCs w:val="44"/>
-        </w:rPr>
-      </w:pPr>
-      <w:r>
-        <w:rPr>
-          <w:sz w:val="24"/>
-          <w:szCs w:val="24"/>
-          <w:b/>
-        </w:rPr>
-        <w:t>Email: Sales@huyanhrubber.com | Huylv@huyanhrubber.com</w:t>
-      </w:r>
-    </w:p>
-    <w:p>
-      <w:pPr>
-        <w:jc w:val="center"/>
-        <w:rPr>
-          <w:rFonts w:ascii="Cambria" w:hAnsi="Cambria"/>
-          <w:b/>
-          <w:sz w:val="44"/>
-          <w:szCs w:val="44"/>
-        </w:rPr>
-      </w:pPr>
-      <w:r>
-        <w:rPr>
-          <w:sz w:val="24"/>
-          <w:szCs w:val="24"/>
-          <w:b/>
-        </w:rPr>
-        <w:t>Website: Huyanhrubber.com.vn</w:t>
-      </w:r>
-    </w:p>
-    <w:p>
-      <w:pPr>
-        <w:jc w:val="center"/>
-        <w:rPr>
-          <w:rFonts w:ascii="Cambria" w:hAnsi="Cambria"/>
-          <w:b/>
-          <w:sz w:val="44"/>
-          <w:szCs w:val="44"/>
-        </w:rPr>
-      </w:pPr>
-      <w:r>
-        <w:rPr>
           <w:rFonts w:ascii="Cambria" w:hAnsi="Cambria"/>
           <w:b/>
           <w:sz w:val="44"/>
@@ -410,6 +296,132 @@
     </w:p>
     <w:p>
       <w:pPr>
+        <w:spacing w:line="276" w:lineRule="auto"/>
+        <w:jc w:val="both"/>
+        <w:rPr>
+          <w:rFonts w:asciiTheme="majorHAnsi" w:hAnsiTheme="majorHAnsi" w:cs="Arial"/>
+          <w:b/>
+          <w:bCs/>
+          <w:sz w:val="26"/>
+          <w:szCs w:val="26"/>
+        </w:rPr>
+      </w:pPr>
+      <w:r>
+        <w:rPr>
+          <w:rFonts w:asciiTheme="majorHAnsi" w:hAnsiTheme="majorHAnsi"/>
+          <w:b/>
+          <w:sz w:val="26"/>
+          <w:szCs w:val="26"/>
+          <w:u w:val="single"/>
+        </w:rPr>
+        <w:t>THE SELLER</w:t>
+      </w:r>
+      <w:r>
+        <w:rPr>
+          <w:rFonts w:asciiTheme="majorHAnsi" w:hAnsiTheme="majorHAnsi"/>
+          <w:sz w:val="26"/>
+          <w:szCs w:val="26"/>
+        </w:rPr>
+        <w:t xml:space="preserve">: </w:t>
+      </w:r>
+      <w:r>
+        <w:rPr>
+          <w:rFonts w:asciiTheme="majorHAnsi" w:hAnsiTheme="majorHAnsi" w:cs="Arial"/>
+          <w:b/>
+          <w:bCs/>
+          <w:sz w:val="26"/>
+          <w:szCs w:val="26"/>
+        </w:rPr>
+        <w:t>HUY ANH RUBBER COMPANY LIMITED</w:t>
+      </w:r>
+    </w:p>
+    <w:p>
+      <w:pPr>
+        <w:spacing w:line="276" w:lineRule="auto"/>
+        <w:jc w:val="both"/>
+        <w:rPr>
+          <w:rStyle w:val="Strong"/>
+          <w:rFonts w:asciiTheme="majorHAnsi" w:hAnsiTheme="majorHAnsi" w:cs="Arial"/>
+          <w:b w:val="0"/>
+          <w:sz w:val="26"/>
+          <w:szCs w:val="26"/>
+        </w:rPr>
+      </w:pPr>
+      <w:r>
+        <w:rPr>
+          <w:rFonts w:asciiTheme="majorHAnsi" w:hAnsiTheme="majorHAnsi" w:cs="Arial"/>
+          <w:bCs/>
+          <w:sz w:val="26"/>
+          <w:szCs w:val="26"/>
+        </w:rPr>
+        <w:t xml:space="preserve">KHE </w:t>
+      </w:r>
+      <w:proofErr w:type="gramStart"/>
+      <w:r>
+        <w:rPr>
+          <w:rFonts w:asciiTheme="majorHAnsi" w:hAnsiTheme="majorHAnsi" w:cs="Arial"/>
+          <w:bCs/>
+          <w:sz w:val="26"/>
+          <w:szCs w:val="26"/>
+        </w:rPr>
+        <w:t>MA ,</w:t>
+      </w:r>
+      <w:proofErr w:type="gramEnd"/>
+      <w:r>
+        <w:rPr>
+          <w:rFonts w:asciiTheme="majorHAnsi" w:hAnsiTheme="majorHAnsi" w:cs="Arial"/>
+          <w:bCs/>
+          <w:sz w:val="26"/>
+          <w:szCs w:val="26"/>
+        </w:rPr>
+        <w:t xml:space="preserve"> PHONG DIEN WARD, HUE CITY, VIETNAM</w:t>
+      </w:r>
+      <w:r>
+        <w:rPr>
+          <w:rStyle w:val="Strong"/>
+          <w:rFonts w:asciiTheme="majorHAnsi" w:hAnsiTheme="majorHAnsi" w:cs="Arial"/>
+          <w:b w:val="0"/>
+          <w:sz w:val="26"/>
+          <w:szCs w:val="26"/>
+        </w:rPr>
+        <w:t xml:space="preserve"> </w:t>
+      </w:r>
+    </w:p>
+    <w:p>
+      <w:pPr>
+        <w:spacing w:line="276" w:lineRule="auto"/>
+        <w:jc w:val="both"/>
+        <w:rPr>
+          <w:rStyle w:val="Strong"/>
+          <w:rFonts w:asciiTheme="majorHAnsi" w:hAnsiTheme="majorHAnsi" w:cs="Arial"/>
+          <w:b w:val="0"/>
+          <w:sz w:val="26"/>
+          <w:szCs w:val="26"/>
+        </w:rPr>
+      </w:pPr>
+      <w:r>
+        <w:rPr>
+          <w:rStyle w:val="Strong"/>
+          <w:rFonts w:asciiTheme="majorHAnsi" w:hAnsiTheme="majorHAnsi" w:cs="Arial"/>
+          <w:b w:val="0"/>
+          <w:sz w:val="26"/>
+          <w:szCs w:val="26"/>
+        </w:rPr>
+        <w:t>Tel: +84-0234 3774994      Fax: +84-0234 3774995</w:t>
+      </w:r>
+    </w:p>
+    <w:p>
+      <w:pPr>
+        <w:jc w:val="both"/>
+        <w:rPr>
+          <w:rFonts w:asciiTheme="majorHAnsi" w:hAnsiTheme="majorHAnsi"/>
+          <w:sz w:val="26"/>
+          <w:szCs w:val="26"/>
+        </w:rPr>
+      </w:pPr>
+    </w:p>
+    <w:p>
+      <w:pPr>
         <w:pStyle w:val="NoSpacing"/>
         <w:rPr>
           <w:rFonts w:asciiTheme="majorHAnsi" w:hAnsiTheme="majorHAnsi"/>
@@ -470,19 +482,18 @@
       <w:pPr>
         <w:spacing w:line="276" w:lineRule="auto"/>
         <w:ind w:firstLine="720"/>
-        <w:jc w:val="center"/>
-        <w:rPr>
-          <w:rFonts w:asciiTheme="majorHAnsi" w:hAnsiTheme="majorHAnsi"/>
-          <w:sz w:val="26"/>
-          <w:szCs w:val="26"/>
-        </w:rPr>
-      </w:pPr>
-      <w:r>
-        <w:rPr>
-          <w:rFonts w:asciiTheme="majorHAnsi" w:hAnsiTheme="majorHAnsi"/>
-          <w:sz w:val="44"/>
-          <w:szCs w:val="44"/>
-          <w:b/>
+        <w:jc w:val="both"/>
+        <w:rPr>
+          <w:rFonts w:asciiTheme="majorHAnsi" w:hAnsiTheme="majorHAnsi"/>
+          <w:sz w:val="26"/>
+          <w:szCs w:val="26"/>
+        </w:rPr>
+      </w:pPr>
+      <w:r>
+        <w:rPr>
+          <w:rFonts w:asciiTheme="majorHAnsi" w:hAnsiTheme="majorHAnsi"/>
+          <w:sz w:val="26"/>
+          <w:szCs w:val="26"/>
         </w:rPr>
         <w:t xml:space="preserve">This sales contract is made by and between The Buyer and The Seller. Whereby the Buyer agrees to </w:t>
       </w:r>
@@ -490,9 +501,8 @@
       <w:r>
         <w:rPr>
           <w:rFonts w:asciiTheme="majorHAnsi" w:hAnsiTheme="majorHAnsi"/>
-          <w:sz w:val="44"/>
-          <w:szCs w:val="44"/>
-          <w:b/>
+          <w:sz w:val="26"/>
+          <w:szCs w:val="26"/>
         </w:rPr>
         <w:t>buy</w:t>
       </w:r>
@@ -500,9 +510,8 @@
       <w:r>
         <w:rPr>
           <w:rFonts w:asciiTheme="majorHAnsi" w:hAnsiTheme="majorHAnsi"/>
-          <w:sz w:val="44"/>
-          <w:szCs w:val="44"/>
-          <w:b/>
+          <w:sz w:val="26"/>
+          <w:szCs w:val="26"/>
         </w:rPr>
         <w:t xml:space="preserve"> and the Seller agrees to sell the under – mentioned commodity according to the terms and conditions stipulated below:</w:t>
       </w:r>

--- a/public/contract-templates/template_SC_CIF.docx
+++ b/public/contract-templates/template_SC_CIF.docx
@@ -234,7 +234,7 @@
     <w:p>
       <w:pPr>
         <w:ind w:left="5760" w:firstLine="720"/>
-        <w:jc w:val="center"/>
+        <w:jc w:val="right"/>
         <w:rPr>
           <w:rFonts w:ascii="Cambria" w:hAnsi="Cambria"/>
           <w:b/>
@@ -249,8 +249,8 @@
           <w:rFonts w:ascii="Cambria" w:hAnsi="Cambria"/>
           <w:b/>
           <w:i/>
-          <w:sz w:val="28"/>
-          <w:szCs w:val="28"/>
+          <w:sz w:val="24"/>
+          <w:szCs w:val="24"/>
         </w:rPr>
         <w:t>No.: {contract_no}</w:t>
       </w:r>
@@ -258,7 +258,7 @@
     <w:p>
       <w:pPr>
         <w:ind w:left="5760" w:firstLine="720"/>
-        <w:jc w:val="center"/>
+        <w:jc w:val="right"/>
         <w:rPr>
           <w:rFonts w:ascii="Cambria" w:hAnsi="Cambria"/>
           <w:b/>
@@ -274,8 +274,8 @@
           <w:rFonts w:ascii="Cambria" w:hAnsi="Cambria"/>
           <w:b/>
           <w:i/>
-          <w:sz w:val="28"/>
-          <w:szCs w:val="28"/>
+          <w:sz w:val="24"/>
+          <w:szCs w:val="24"/>
         </w:rPr>
         <w:t>Date: {contract_date}</w:t>
       </w:r>

--- a/public/contract-templates/template_SC_CIF.docx
+++ b/public/contract-templates/template_SC_CIF.docx
@@ -2294,7 +2294,6 @@
         <w:autoSpaceDE w:val="0"/>
         <w:autoSpaceDN w:val="0"/>
         <w:spacing w:before="45" w:line="276" w:lineRule="auto"/>
-        <w:ind w:left="113" w:right="117" w:firstLine="607"/>
         <w:jc w:val="both"/>
         <w:rPr>
           <w:rFonts w:asciiTheme="majorHAnsi" w:eastAsia="Cambria" w:hAnsiTheme="majorHAnsi" w:cs="Cambria"/>
@@ -2739,7 +2738,6 @@
       <w:pPr>
         <w:pStyle w:val="NoSpacing"/>
         <w:spacing w:line="276" w:lineRule="auto"/>
-        <w:ind w:left="113" w:firstLine="607"/>
         <w:rPr>
           <w:rFonts w:asciiTheme="majorHAnsi" w:hAnsiTheme="majorHAnsi"/>
           <w:color w:val="000000" w:themeColor="text1"/>
@@ -3184,24 +3182,22 @@
         <w:autoSpaceDE w:val="0"/>
         <w:autoSpaceDN w:val="0"/>
         <w:spacing w:before="1" w:line="276" w:lineRule="auto"/>
-        <w:ind w:left="113" w:right="114"/>
-        <w:rPr>
-          <w:rFonts w:asciiTheme="majorHAnsi" w:eastAsia="Cambria" w:hAnsiTheme="majorHAnsi" w:cs="Cambria"/>
-          <w:color w:val="000000" w:themeColor="text1"/>
-          <w:sz w:val="26"/>
-          <w:szCs w:val="26"/>
-          <w:lang w:eastAsia="en-US"/>
-        </w:rPr>
-      </w:pPr>
-      <w:r>
-        <w:rPr>
-          <w:rFonts w:asciiTheme="majorHAnsi" w:eastAsia="Cambria" w:hAnsiTheme="majorHAnsi" w:cs="Cambria"/>
-          <w:color w:val="000000" w:themeColor="text1"/>
-          <w:sz w:val="26"/>
-          <w:szCs w:val="26"/>
-          <w:lang w:eastAsia="en-US"/>
-        </w:rPr>
-        <w:tab/>
+        <w:rPr>
+          <w:rFonts w:asciiTheme="majorHAnsi" w:eastAsia="Cambria" w:hAnsiTheme="majorHAnsi" w:cs="Cambria"/>
+          <w:color w:val="000000" w:themeColor="text1"/>
+          <w:sz w:val="26"/>
+          <w:szCs w:val="26"/>
+          <w:lang w:eastAsia="en-US"/>
+        </w:rPr>
+      </w:pPr>
+      <w:r>
+        <w:rPr>
+          <w:rFonts w:asciiTheme="majorHAnsi" w:eastAsia="Cambria" w:hAnsiTheme="majorHAnsi" w:cs="Cambria"/>
+          <w:color w:val="000000" w:themeColor="text1"/>
+          <w:sz w:val="26"/>
+          <w:szCs w:val="26"/>
+          <w:lang w:eastAsia="en-US"/>
+        </w:rPr>
         <w:t>9.3 Either</w:t>
       </w:r>
       <w:r>
@@ -4689,7 +4685,6 @@
     </w:p>
     <w:p>
       <w:pPr>
-        <w:ind w:firstLine="720"/>
         <w:jc w:val="both"/>
         <w:rPr>
           <w:rFonts w:asciiTheme="majorHAnsi" w:hAnsiTheme="majorHAnsi"/>
@@ -4773,7 +4768,6 @@
           <w:sz w:val="28"/>
           <w:szCs w:val="28"/>
         </w:rPr>
-        <w:tab/>
       </w:r>
       <w:r>
         <w:rPr>
@@ -4782,7 +4776,6 @@
           <w:sz w:val="28"/>
           <w:szCs w:val="28"/>
         </w:rPr>
-        <w:tab/>
       </w:r>
       <w:r>
         <w:rPr>
@@ -4791,7 +4784,6 @@
           <w:sz w:val="28"/>
           <w:szCs w:val="28"/>
         </w:rPr>
-        <w:tab/>
       </w:r>
       <w:r>
         <w:rPr>
@@ -4800,7 +4792,6 @@
           <w:sz w:val="28"/>
           <w:szCs w:val="28"/>
         </w:rPr>
-        <w:tab/>
       </w:r>
       <w:r>
         <w:rPr>
@@ -4809,7 +4800,6 @@
           <w:sz w:val="28"/>
           <w:szCs w:val="28"/>
         </w:rPr>
-        <w:tab/>
       </w:r>
       <w:r>
         <w:rPr>
@@ -4818,7 +4808,6 @@
           <w:sz w:val="28"/>
           <w:szCs w:val="28"/>
         </w:rPr>
-        <w:tab/>
       </w:r>
       <w:r>
         <w:rPr>
@@ -4827,7 +4816,6 @@
           <w:sz w:val="28"/>
           <w:szCs w:val="28"/>
         </w:rPr>
-        <w:tab/>
       </w:r>
       <w:r>
         <w:rPr>
@@ -4836,7 +4824,6 @@
           <w:sz w:val="28"/>
           <w:szCs w:val="28"/>
         </w:rPr>
-        <w:tab/>
       </w:r>
       <w:r>
         <w:rPr>
@@ -4845,7 +4832,6 @@
           <w:sz w:val="28"/>
           <w:szCs w:val="28"/>
         </w:rPr>
-        <w:tab/>
       </w:r>
     </w:p>
     <w:p>
@@ -4864,7 +4850,6 @@
           <w:sz w:val="28"/>
           <w:szCs w:val="28"/>
         </w:rPr>
-        <w:t xml:space="preserve">                                                                                                    </w:t>
       </w:r>
     </w:p>
     <w:sectPr>

--- a/public/contract-templates/template_SC_CIF.docx
+++ b/public/contract-templates/template_SC_CIF.docx
@@ -461,7 +461,7 @@
           <w:szCs w:val="26"/>
           <w:lang w:val="en-US"/>
         </w:rPr>
-        <w:t>ADDRESS      : {buyer_address}</w:t>
+        <w:t>ADDRESS: {buyer_address}</w:t>
       </w:r>
       <w:proofErr w:type="gramStart"/>
       <w:proofErr w:type="gramEnd"/>
@@ -4519,150 +4519,23 @@
           <w:sz w:val="26"/>
           <w:szCs w:val="26"/>
         </w:rPr>
-        <w:t>Arbitration, if any, by SICOM Singapore arbitration clause as follow:</w:t>
-      </w:r>
-      <w:r>
-        <w:rPr>
-          <w:rFonts w:asciiTheme="majorHAnsi" w:eastAsia="Batang" w:hAnsiTheme="majorHAnsi"/>
-          <w:color w:val="212120"/>
-          <w:sz w:val="26"/>
-          <w:szCs w:val="26"/>
-        </w:rPr>
+        <w:t>Arbitration, if any, by {arbitration} arbitration clause as follow:</w:t>
         <w:br/>
         <w:t>The parties shall first attempt to resolve any dispute arising from or in connection</w:t>
-      </w:r>
-      <w:r>
-        <w:rPr>
-          <w:rFonts w:asciiTheme="majorHAnsi" w:eastAsia="Batang" w:hAnsiTheme="majorHAnsi"/>
-          <w:color w:val="212120"/>
-          <w:sz w:val="26"/>
-          <w:szCs w:val="26"/>
-        </w:rPr>
         <w:br/>
         <w:t>with this contract by way of good faith negotiations, failing which, such disputes shall be</w:t>
-      </w:r>
-      <w:r>
-        <w:rPr>
-          <w:rFonts w:asciiTheme="majorHAnsi" w:eastAsia="Batang" w:hAnsiTheme="majorHAnsi"/>
-          <w:color w:val="212120"/>
-          <w:sz w:val="26"/>
-          <w:szCs w:val="26"/>
-        </w:rPr>
         <w:br/>
         <w:t>referred by either party to and finally resolved by arbitration in Singapore in accordance</w:t>
-      </w:r>
-      <w:r>
-        <w:rPr>
-          <w:rFonts w:asciiTheme="majorHAnsi" w:eastAsia="Batang" w:hAnsiTheme="majorHAnsi"/>
-          <w:color w:val="212120"/>
-          <w:sz w:val="26"/>
-          <w:szCs w:val="26"/>
-        </w:rPr>
         <w:br/>
         <w:t>with the Singapore Commodity Exchange Limited (“SICOM”) arbitration rules for physical</w:t>
-      </w:r>
-      <w:r>
-        <w:rPr>
-          <w:rFonts w:asciiTheme="majorHAnsi" w:eastAsia="Batang" w:hAnsiTheme="majorHAnsi"/>
-          <w:color w:val="212120"/>
-          <w:sz w:val="26"/>
-          <w:szCs w:val="26"/>
-        </w:rPr>
         <w:br/>
         <w:t>rubber contract as may be prevailing the award of the SICOM shall be final and binding</w:t>
-      </w:r>
-      <w:r>
-        <w:rPr>
-          <w:rFonts w:asciiTheme="majorHAnsi" w:eastAsia="Batang" w:hAnsiTheme="majorHAnsi"/>
-          <w:color w:val="212120"/>
-          <w:sz w:val="26"/>
-          <w:szCs w:val="26"/>
-        </w:rPr>
         <w:br/>
-      </w:r>
-      <w:r>
-        <w:rPr>
-          <w:rStyle w:val="Strong"/>
-          <w:rFonts w:asciiTheme="majorHAnsi" w:hAnsiTheme="majorHAnsi"/>
-          <w:b w:val="0"/>
-          <w:lang w:val="en-US" w:eastAsia="ko-KR"/>
-        </w:rPr>
-        <w:t>upon the parties</w:t>
-      </w:r>
-      <w:r>
-        <w:rPr>
-          <w:rFonts w:asciiTheme="majorHAnsi" w:eastAsia="Batang" w:hAnsiTheme="majorHAnsi"/>
-          <w:b/>
-          <w:color w:val="212120"/>
-          <w:sz w:val="26"/>
-          <w:szCs w:val="26"/>
-        </w:rPr>
-        <w:t>.</w:t>
-      </w:r>
-      <w:r>
-        <w:rPr>
-          <w:rFonts w:asciiTheme="majorHAnsi" w:eastAsia="Batang" w:hAnsiTheme="majorHAnsi"/>
-          <w:color w:val="212120"/>
-          <w:sz w:val="26"/>
-          <w:szCs w:val="26"/>
-        </w:rPr>
+        <w:t>upon the parties.</w:t>
         <w:br/>
-      </w:r>
-      <w:r>
-        <w:rPr>
-          <w:rFonts w:asciiTheme="majorHAnsi" w:eastAsia="Batang" w:hAnsiTheme="majorHAnsi"/>
-          <w:color w:val="212120"/>
-          <w:sz w:val="26"/>
-          <w:szCs w:val="26"/>
-        </w:rPr>
-        <w:t xml:space="preserve">     </w:t>
-      </w:r>
-      <w:r>
-        <w:rPr>
-          <w:rFonts w:asciiTheme="majorHAnsi" w:eastAsia="Batang" w:hAnsiTheme="majorHAnsi"/>
-          <w:color w:val="212120"/>
-          <w:sz w:val="26"/>
-          <w:szCs w:val="26"/>
-        </w:rPr>
-        <w:t>This contract is made in English and comes into effect from signing date.</w:t>
-      </w:r>
-      <w:r>
-        <w:rPr>
-          <w:rFonts w:asciiTheme="majorHAnsi" w:eastAsia="Batang" w:hAnsiTheme="majorHAnsi"/>
-          <w:color w:val="212120"/>
-          <w:sz w:val="26"/>
-          <w:szCs w:val="26"/>
-        </w:rPr>
+        <w:t xml:space="preserve">     This contract is made in English and comes into effect from signing date.</w:t>
         <w:br/>
-      </w:r>
-      <w:r>
-        <w:rPr>
-          <w:rFonts w:asciiTheme="majorHAnsi" w:eastAsia="Batang" w:hAnsiTheme="majorHAnsi"/>
-          <w:color w:val="212120"/>
-          <w:sz w:val="26"/>
-          <w:szCs w:val="26"/>
-        </w:rPr>
-        <w:t xml:space="preserve">     </w:t>
-      </w:r>
-      <w:r>
-        <w:rPr>
-          <w:rFonts w:asciiTheme="majorHAnsi" w:eastAsia="Batang" w:hAnsiTheme="majorHAnsi"/>
-          <w:color w:val="212120"/>
-          <w:sz w:val="26"/>
-          <w:szCs w:val="26"/>
-        </w:rPr>
-        <w:t>This contract is made through facsimile or scan with the same value as original one</w:t>
-      </w:r>
-      <w:r>
-        <w:rPr>
-          <w:rFonts w:asciiTheme="majorHAnsi" w:hAnsiTheme="majorHAnsi"/>
-          <w:color w:val="212120"/>
-          <w:kern w:val="28"/>
-          <w:sz w:val="26"/>
-          <w:szCs w:val="26"/>
-          <w:lang w:eastAsia="en-US"/>
-        </w:rPr>
-        <w:t>.</w:t>
+        <w:t xml:space="preserve">     This contract is made through facsimile or scan with the same value as original one.</w:t>
       </w:r>
     </w:p>
     <w:p>

--- a/public/contract-templates/template_SC_CIF.docx
+++ b/public/contract-templates/template_SC_CIF.docx
@@ -1375,11 +1375,6 @@
       <w:proofErr w:type="gramEnd"/>
     </w:p>
     <w:p>
-      <w:r>
-        <w:t>{#has_extra_terms}Other Conditions: {extra_terms}{/has_extra_terms}</w:t>
-      </w:r>
-    </w:p>
-    <w:p>
       <w:pPr>
         <w:spacing w:line="276" w:lineRule="auto"/>
         <w:jc w:val="both"/>
@@ -1947,6 +1942,36 @@
           <w:lang w:val="en-US" w:eastAsia="en-US"/>
         </w:rPr>
         <w:t>{#has_fumigation} Fumigation certificate{/has_fumigation}</w:t>
+      </w:r>
+    </w:p>
+    <w:p>
+      <w:pPr>
+        <w:pStyle w:val="ListParagraph"/>
+        <w:autoSpaceDE w:val="0"/>
+        <w:autoSpaceDN w:val="0"/>
+        <w:adjustRightInd w:val="0"/>
+        <w:spacing w:line="276" w:lineRule="auto"/>
+        <w:ind w:left="502"/>
+        <w:jc w:val="both"/>
+        <w:rPr>
+          <w:rFonts w:asciiTheme="majorHAnsi" w:hAnsiTheme="majorHAnsi"/>
+          <w:color w:val="212120"/>
+          <w:kern w:val="28"/>
+          <w:sz w:val="26"/>
+          <w:szCs w:val="26"/>
+          <w:lang w:val="vi-VN" w:eastAsia="en-US"/>
+        </w:rPr>
+      </w:pPr>
+      <w:r>
+        <w:rPr>
+          <w:rFonts w:asciiTheme="majorHAnsi" w:hAnsiTheme="majorHAnsi"/>
+          <w:color w:val="212120"/>
+          <w:kern w:val="28"/>
+          <w:sz w:val="26"/>
+          <w:szCs w:val="26"/>
+          <w:lang w:val="en-US" w:eastAsia="en-US"/>
+        </w:rPr>
+        <w:t xml:space="preserve">{#has_extra_terms}Other Conditions: {extra_terms}{/has_extra_terms}</w:t>
       </w:r>
     </w:p>
     <w:p>

--- a/public/contract-templates/template_SC_CIF.docx
+++ b/public/contract-templates/template_SC_CIF.docx
@@ -1283,7 +1283,7 @@
     <w:p>
       <w:pPr>
         <w:spacing w:line="276" w:lineRule="auto"/>
-        <w:jc w:val="both"/>
+        <w:jc w:val="left"/>
         <w:rPr>
           <w:rFonts w:asciiTheme="majorHAnsi" w:hAnsiTheme="majorHAnsi"/>
           <w:sz w:val="26"/>
@@ -1354,7 +1354,7 @@
     <w:p>
       <w:pPr>
         <w:spacing w:line="276" w:lineRule="auto"/>
-        <w:jc w:val="both"/>
+        <w:jc w:val="left"/>
         <w:rPr>
           <w:rFonts w:asciiTheme="majorHAnsi" w:hAnsiTheme="majorHAnsi"/>
           <w:sz w:val="26"/>
